--- a/src/main/resources/historico_campus_garanhus.docx
+++ b/src/main/resources/historico_campus_garanhus.docx
@@ -6,12 +6,15 @@
       <w:pPr>
         <w:pStyle w:val="Normal"/>
         <w:bidi w:val="0"/>
-        <w:jc w:val="both"/>
-        <w:rPr/>
-      </w:pPr>
-      <w:r>
-        <w:rPr/>
-        <w:tab/>
+        <w:spacing w:lineRule="auto" w:line="360"/>
+        <w:ind w:firstLine="709"/>
+        <w:jc w:val="both"/>
+        <w:rPr/>
+      </w:pPr>
+      <w:r>
+        <w:rPr>
+          <w:rFonts w:ascii="Times New Roman" w:hAnsi="Times New Roman"/>
+        </w:rPr>
         <w:t>Em 2010, no contexto da expansão da educação profissional no Brasil — impulsionada pelo Plano de Expansão da Rede Federal de Educação Profissional e Tecnológica, instituído pela Lei nº 11.195/2005 —, a cidade de Garanhuns foi contemplada com a instalação de um campus do Instituto Federal de Pernambuco (IFPE). As atividades tiveram início no segundo semestre do mesmo ano, marcando um novo capítulo na história educacional da região.</w:t>
       </w:r>
     </w:p>
@@ -19,12 +22,15 @@
       <w:pPr>
         <w:pStyle w:val="Normal"/>
         <w:bidi w:val="0"/>
-        <w:jc w:val="both"/>
-        <w:rPr/>
-      </w:pPr>
-      <w:r>
-        <w:rPr/>
-        <w:tab/>
+        <w:spacing w:lineRule="auto" w:line="360"/>
+        <w:ind w:firstLine="709"/>
+        <w:jc w:val="both"/>
+        <w:rPr/>
+      </w:pPr>
+      <w:r>
+        <w:rPr>
+          <w:rFonts w:ascii="Times New Roman" w:hAnsi="Times New Roman"/>
+        </w:rPr>
         <w:t>O processo de implantação do campus começou em 11 de junho de 2007, com uma reunião que reuniu representantes da sociedade civil, prefeitos da região e o diretor-geral do então CEFET/PE. Na ocasião, foi apresentada a Chamada Pública MEC/SETEC nº 001/2007, que apontava fatores como a localização geográfica estratégica, a relevância demográfica e a vocação educacional de Garanhuns como justificativas para a criação da unidade. Após consulta à população, foram definidos os primeiros cursos a serem ofertados: Técnico em Informática, Técnico em Meio Ambiente e Técnico em Eletroeletrônica.</w:t>
       </w:r>
     </w:p>
@@ -32,12 +38,15 @@
       <w:pPr>
         <w:pStyle w:val="Normal"/>
         <w:bidi w:val="0"/>
-        <w:jc w:val="both"/>
-        <w:rPr/>
-      </w:pPr>
-      <w:r>
-        <w:rPr/>
-        <w:tab/>
+        <w:spacing w:lineRule="auto" w:line="360"/>
+        <w:ind w:firstLine="709"/>
+        <w:jc w:val="both"/>
+        <w:rPr/>
+      </w:pPr>
+      <w:r>
+        <w:rPr>
+          <w:rFonts w:ascii="Times New Roman" w:hAnsi="Times New Roman"/>
+        </w:rPr>
         <w:t>A aula inaugural ocorreu em 23 de agosto de 2010, no auditório da Gerência Regional de Educação (GRE), com o início das turmas na modalidade subsequente. Em 2 de julho de 2012, o campus transferiu-se para sua sede definitiva e passou a ofertar cursos técnicos integrados ao Ensino Médio, inicialmente em Eletroeletrônica e, a partir de 2013, também em Informática e Meio Ambiente. Nesse período, a unidade aderiu a programas federais como o Pronatec, com formações em Eletricista Predial de Baixa Tensão, Auxiliar Administrativo e Promotor de Vendas, além do Programa Mulheres Mil, que ofertou cursos de Corte e Escova e de Corte e Costura. A inauguração oficial do campus ocorreu em 5 de dezembro de 2012, durante cerimônia presidida pela então Presidenta Dilma Rousseff, em Brasília, juntamente com outros campi da Rede Federal.</w:t>
       </w:r>
     </w:p>
@@ -45,12 +54,15 @@
       <w:pPr>
         <w:pStyle w:val="Normal"/>
         <w:bidi w:val="0"/>
-        <w:jc w:val="both"/>
-        <w:rPr/>
-      </w:pPr>
-      <w:r>
-        <w:rPr/>
-        <w:tab/>
+        <w:spacing w:lineRule="auto" w:line="360"/>
+        <w:ind w:firstLine="709"/>
+        <w:jc w:val="both"/>
+        <w:rPr/>
+      </w:pPr>
+      <w:r>
+        <w:rPr>
+          <w:rFonts w:ascii="Times New Roman" w:hAnsi="Times New Roman"/>
+        </w:rPr>
         <w:t>Ao longo de sua trajetória, o campus tem ampliado continuamente sua oferta acadêmica. Em 2016, implantou a pós-graduação lato sensu em Desenvolvimento de Software para Web e Dispositivos Móveis; em 2017, o Bacharelado em Engenharia Elétrica; em 2019, o curso superior de Tecnologia em Análise e Desenvolvimento de Sistemas e a pós-graduação em Linguagem e Práticas Sociais; e, em 2023, a pós-graduação em Educação Intercultural Indígena-Quilombola Antirracista. Atualmente, suas formações estão organizadas em três eixos tecnológicos: Controle e Processos Industriais, Informação e Comunicação e Ambiente, Saúde e Segurança.</w:t>
       </w:r>
     </w:p>
@@ -58,22 +70,26 @@
       <w:pPr>
         <w:pStyle w:val="Normal"/>
         <w:bidi w:val="0"/>
-        <w:jc w:val="both"/>
-        <w:rPr/>
-      </w:pPr>
-      <w:r>
-        <w:rPr/>
-        <w:tab/>
+        <w:spacing w:lineRule="auto" w:line="360"/>
+        <w:ind w:firstLine="709"/>
+        <w:jc w:val="both"/>
+        <w:rPr/>
+      </w:pPr>
+      <w:r>
+        <w:rPr>
+          <w:rFonts w:ascii="Times New Roman" w:hAnsi="Times New Roman"/>
+        </w:rPr>
         <w:t>Atualmente, o IFPE – Campus Garanhuns atende cerca de 1.700 estudantes em cursos regulares e 21 na modalidade PROEJA, reafirmando seu compromisso com a democratização do ensino público, gratuito e de qualidade. Além da formação técnica, acadêmica e científica, a instituição se destaca pelas políticas de assistência estudantil, incentivo à cultura, arte, esporte e lazer, promovendo uma educação integral, inclusiva e socialmente comprometida, alinhada às necessidades do agreste pernambucano e aos desafios contemporâneos.</w:t>
       </w:r>
     </w:p>
     <w:sectPr>
       <w:type w:val="nextPage"/>
       <w:pgSz w:w="11906" w:h="16838"/>
-      <w:pgMar w:left="1134" w:right="1134" w:gutter="0" w:header="0" w:top="1134" w:footer="0" w:bottom="1134"/>
+      <w:pgMar w:left="1701" w:right="1134" w:gutter="0" w:header="0" w:top="1701" w:footer="0" w:bottom="1134"/>
       <w:pgNumType w:fmt="decimal"/>
       <w:formProt w:val="false"/>
       <w:textDirection w:val="lrTb"/>
+      <w:docGrid w:type="default" w:linePitch="100" w:charSpace="0"/>
     </w:sectPr>
   </w:body>
 </w:document>
@@ -93,7 +109,6 @@
     </w:rPrDefault>
     <w:pPrDefault>
       <w:pPr>
-        <w:widowControl/>
         <w:suppressAutoHyphens w:val="true"/>
       </w:pPr>
     </w:pPrDefault>
@@ -103,7 +118,10 @@
     <w:qFormat/>
     <w:pPr>
       <w:widowControl/>
+      <w:suppressAutoHyphens w:val="true"/>
       <w:bidi w:val="0"/>
+      <w:spacing w:before="0" w:after="0"/>
+      <w:jc w:val="left"/>
     </w:pPr>
     <w:rPr>
       <w:rFonts w:ascii="Liberation Serif" w:hAnsi="Liberation Serif" w:eastAsia="Noto Serif CJK SC" w:cs="FreeSans"/>
